--- a/templates/AR/QATAR/POA_DM.docx
+++ b/templates/AR/QATAR/POA_DM.docx
@@ -1459,6 +1459,36 @@
           <w:sz w:val="24"/>
           <w:szCs w:val="24"/>
         </w:rPr>
+        <w:pict w14:anchorId="174E44D0">
+          <v:rect id="_x0000_s1027" style="position:absolute;left:0;text-align:left;margin-left:76.6pt;margin-top:12.5pt;width:117.4pt;height:67.25pt;z-index:251676160;mso-position-horizontal-relative:text;mso-position-vertical-relative:text" fillcolor="#4472c4 [3204]" stroked="f">
+            <v:textbox style="mso-next-textbox:#_x0000_s1027">
+              <w:txbxContent>
+                <w:p>
+                  <w:pPr>
+                    <w:rPr>
+                      <w:lang w:val="en-IN"/>
+                    </w:rPr>
+                  </w:pPr>
+                  <w:r>
+                    <w:rPr>
+                      <w:lang w:val="en-IN"/>
+                    </w:rPr>
+                    <w:t>{{SPONSOR_SIGNATURE}}</w:t>
+                  </w:r>
+                </w:p>
+                <w:p/>
+              </w:txbxContent>
+            </v:textbox>
+          </v:rect>
+        </w:pict>
+      </w:r>
+      <w:r>
+        <w:rPr>
+          <w:rFonts w:ascii="Times New Roman" w:hAnsi="Times New Roman" w:cs="Times New Roman"/>
+          <w:noProof/>
+          <w:sz w:val="24"/>
+          <w:szCs w:val="24"/>
+        </w:rPr>
         <w:drawing>
           <wp:anchor distT="0" distB="0" distL="114300" distR="114300" simplePos="0" relativeHeight="251674112" behindDoc="0" locked="0" layoutInCell="1" allowOverlap="1" wp14:anchorId="26816197" wp14:editId="7A68A202">
             <wp:simplePos x="0" y="0"/>
@@ -1563,6 +1593,37 @@
           <w:sz w:val="24"/>
           <w:szCs w:val="24"/>
         </w:rPr>
+        <w:pict w14:anchorId="66949239">
+          <v:rect id="_x0000_s1026" style="position:absolute;left:0;text-align:left;margin-left:72.5pt;margin-top:-33.2pt;width:125.95pt;height:74.85pt;z-index:251675136;mso-position-horizontal-relative:text;mso-position-vertical-relative:text">
+            <v:textbox style="mso-next-textbox:#_x0000_s1026">
+              <w:txbxContent>
+                <w:p>
+                  <w:pPr>
+                    <w:rPr>
+                      <w:lang w:val="en-IN"/>
+                    </w:rPr>
+                  </w:pPr>
+                  <w:proofErr w:type="spellStart"/>
+                  <w:r>
+                    <w:rPr>
+                      <w:lang w:val="en-IN"/>
+                    </w:rPr>
+                    <w:t>BoarderBoX</w:t>
+                  </w:r>
+                  <w:proofErr w:type="spellEnd"/>
+                </w:p>
+              </w:txbxContent>
+            </v:textbox>
+          </v:rect>
+        </w:pict>
+      </w:r>
+      <w:r>
+        <w:rPr>
+          <w:rFonts w:ascii="Times New Roman" w:hAnsi="Times New Roman" w:cs="Times New Roman"/>
+          <w:noProof/>
+          <w:sz w:val="24"/>
+          <w:szCs w:val="24"/>
+        </w:rPr>
         <w:drawing>
           <wp:anchor distT="0" distB="0" distL="114300" distR="114300" simplePos="0" relativeHeight="251668992" behindDoc="0" locked="0" layoutInCell="1" allowOverlap="1" wp14:anchorId="3CE012A3" wp14:editId="1D6B3874">
             <wp:simplePos x="0" y="0"/>
@@ -2516,6 +2577,37 @@
       <w:r>
         <w:rPr>
           <w:rFonts w:ascii="Times New Roman" w:hAnsi="Times New Roman" w:cs="Times New Roman"/>
+          <w:noProof/>
+          <w:sz w:val="24"/>
+          <w:szCs w:val="24"/>
+        </w:rPr>
+        <w:pict w14:anchorId="66949239">
+          <v:rect id="_x0000_s1028" style="position:absolute;left:0;text-align:left;margin-left:17pt;margin-top:19.55pt;width:125.95pt;height:74.85pt;z-index:251677184;mso-position-horizontal-relative:text;mso-position-vertical-relative:text">
+            <v:textbox style="mso-next-textbox:#_x0000_s1028">
+              <w:txbxContent>
+                <w:p>
+                  <w:pPr>
+                    <w:rPr>
+                      <w:lang w:val="en-IN"/>
+                    </w:rPr>
+                  </w:pPr>
+                  <w:proofErr w:type="spellStart"/>
+                  <w:r>
+                    <w:rPr>
+                      <w:lang w:val="en-IN"/>
+                    </w:rPr>
+                    <w:t>BoarderBoX</w:t>
+                  </w:r>
+                  <w:proofErr w:type="spellEnd"/>
+                </w:p>
+              </w:txbxContent>
+            </v:textbox>
+          </v:rect>
+        </w:pict>
+      </w:r>
+      <w:r>
+        <w:rPr>
+          <w:rFonts w:ascii="Times New Roman" w:hAnsi="Times New Roman" w:cs="Times New Roman"/>
           <w:b/>
           <w:sz w:val="24"/>
           <w:szCs w:val="24"/>
@@ -2552,6 +2644,36 @@
           <w:szCs w:val="24"/>
         </w:rPr>
       </w:pPr>
+      <w:r>
+        <w:rPr>
+          <w:rFonts w:ascii="Times New Roman" w:hAnsi="Times New Roman" w:cs="Times New Roman"/>
+          <w:noProof/>
+          <w:sz w:val="24"/>
+          <w:szCs w:val="24"/>
+        </w:rPr>
+        <w:pict w14:anchorId="174E44D0">
+          <v:rect id="_x0000_s1029" style="position:absolute;left:0;text-align:left;margin-left:21.75pt;margin-top:2.5pt;width:116.1pt;height:64.7pt;z-index:251678208;mso-position-horizontal-relative:text;mso-position-vertical-relative:text" fillcolor="#4472c4 [3204]" stroked="f">
+            <v:textbox style="mso-next-textbox:#_x0000_s1029">
+              <w:txbxContent>
+                <w:p>
+                  <w:pPr>
+                    <w:rPr>
+                      <w:lang w:val="en-IN"/>
+                    </w:rPr>
+                  </w:pPr>
+                  <w:r>
+                    <w:rPr>
+                      <w:lang w:val="en-IN"/>
+                    </w:rPr>
+                    <w:t>{{SPONSOR_SIGNATURE}}</w:t>
+                  </w:r>
+                </w:p>
+                <w:p/>
+              </w:txbxContent>
+            </v:textbox>
+          </v:rect>
+        </w:pict>
+      </w:r>
     </w:p>
     <w:p>
       <w:pPr>
